--- a/RP1_UNIC_352704/livrabile/Anexa 14_Lista livrabile_RP 1_UNIC_352704.docx
+++ b/RP1_UNIC_352704/livrabile/Anexa 14_Lista livrabile_RP 1_UNIC_352704.docx
@@ -33,17 +33,94 @@
       <w:r>
         <w:rPr>
           <w:rFonts w:ascii="Trebuchet MS" w:hAnsi="Trebuchet MS"/>
-          <w:b/>
+          <w:b w:val="0"/>
         </w:rPr>
-        <w:t xml:space="preserve">Centralizator Livrabile </w:t>
+        <w:t>Denumire proiect: UNIC – „Uniți pentru Nevoile Incluzive și Continuitatea Educației Elevilor”</w:t>
       </w:r>
-      <w:r>
+    </w:p>
+    <w:p>
+      <w:pPr>
+        <w:jc w:val="center"/>
         <w:rPr>
           <w:rFonts w:ascii="Trebuchet MS" w:hAnsi="Trebuchet MS"/>
           <w:b/>
           <w:bCs/>
         </w:rPr>
-        <w:t>RP nr. 1</w:t>
+      </w:pPr>
+      <w:r>
+        <w:rPr>
+          <w:rFonts w:ascii="Trebuchet MS" w:hAnsi="Trebuchet MS"/>
+          <w:b w:val="0"/>
+        </w:rPr>
+        <w:t>Cod SMIS: 352704</w:t>
+      </w:r>
+    </w:p>
+    <w:p>
+      <w:pPr>
+        <w:jc w:val="center"/>
+        <w:rPr>
+          <w:rFonts w:ascii="Trebuchet MS" w:hAnsi="Trebuchet MS"/>
+          <w:b/>
+          <w:bCs/>
+        </w:rPr>
+      </w:pPr>
+      <w:r>
+        <w:rPr>
+          <w:rFonts w:ascii="Trebuchet MS" w:hAnsi="Trebuchet MS"/>
+          <w:b w:val="0"/>
+        </w:rPr>
+        <w:t>Nr. RP: 1 (perioada de raportare 01.07.2026 – 30.09.2026)</w:t>
+      </w:r>
+    </w:p>
+    <w:p>
+      <w:pPr>
+        <w:jc w:val="center"/>
+        <w:rPr>
+          <w:rFonts w:ascii="Trebuchet MS" w:hAnsi="Trebuchet MS"/>
+          <w:b/>
+          <w:bCs/>
+        </w:rPr>
+      </w:pPr>
+      <w:r>
+        <w:rPr>
+          <w:rFonts w:ascii="Trebuchet MS" w:hAnsi="Trebuchet MS"/>
+          <w:b w:val="0"/>
+        </w:rPr>
+        <w:t>Denumire Beneficiar: Asociația Grupul de Acțiune Locală Napoca Porolissum</w:t>
+      </w:r>
+    </w:p>
+    <w:p>
+      <w:pPr>
+        <w:jc w:val="center"/>
+        <w:rPr>
+          <w:rFonts w:ascii="Trebuchet MS" w:hAnsi="Trebuchet MS"/>
+          <w:b/>
+          <w:bCs/>
+        </w:rPr>
+      </w:pPr>
+      <w:r>
+        <w:rPr>
+          <w:rFonts w:ascii="Trebuchet MS" w:hAnsi="Trebuchet MS"/>
+          <w:b w:val="0"/>
+        </w:rPr>
+        <w:t>Denumire Partener: nu este cazul (proiect implementat fără parteneri)</w:t>
+      </w:r>
+    </w:p>
+    <w:p>
+      <w:pPr>
+        <w:jc w:val="center"/>
+        <w:rPr>
+          <w:rFonts w:ascii="Trebuchet MS" w:hAnsi="Trebuchet MS"/>
+          <w:b/>
+          <w:bCs/>
+        </w:rPr>
+      </w:pPr>
+      <w:r>
+        <w:rPr>
+          <w:rFonts w:ascii="Trebuchet MS" w:hAnsi="Trebuchet MS"/>
+          <w:b/>
+        </w:rPr>
+        <w:t>Centralizator Livrabile RP nr. 1</w:t>
       </w:r>
     </w:p>
     <w:p/>
@@ -812,7 +889,7 @@
                 <w:rFonts w:ascii="Trebuchet MS" w:hAnsi="Trebuchet MS" w:eastAsia="Trebuchet MS"/>
                 <w:sz w:val="18"/>
               </w:rPr>
-              <w:t>ESO4.6 – Promovarea accesului egal la educație și formare de calitate și favorabile incluziunii, precum și a absolvirii acestora, în special pentru grupurile defavorizate (P8 – Creșterea accesibilității, atractivității și calității ÎPT)</w:t>
+              <w:t>ESO4.6 – Promovarea accesului egal la educație și formare de calitate și favorabile incluziunii, precum și a absolvirii acestora, în special pentru grupurile defavorizate, începând de la educația și îngrijirea copiilor preșcolari, continuând cu educația și formarea generală și profesională și până la învățământul terțiar, precum și educația și învățarea în rândul adulților, inclusiv prin facilitarea mobilității în scop educațional pentru toți și a accesibilității pentru persoanele cu dizabilități</w:t>
             </w:r>
           </w:p>
         </w:tc>
@@ -847,7 +924,7 @@
                 <w:rFonts w:ascii="Trebuchet MS" w:hAnsi="Trebuchet MS" w:eastAsia="Trebuchet MS"/>
                 <w:sz w:val="18"/>
               </w:rPr>
-              <w:t>352704 – UNIC – „Uniți pentru Nevoile Incluzive și Continuitatea Educației Elevilor” (în implementare, 01.07.2026 – 30.06.2029)</w:t>
+              <w:t>352704</w:t>
             </w:r>
           </w:p>
         </w:tc>
@@ -881,7 +958,7 @@
                 <w:rFonts w:ascii="Trebuchet MS" w:hAnsi="Trebuchet MS" w:eastAsia="Trebuchet MS"/>
                 <w:sz w:val="18"/>
               </w:rPr>
-              <w:t>Nu este cazul. În perioada de raportare 01.07.2026 – 30.09.2026 (RP nr. 1) nu au fost realizate livrabile de tip studii / analize / strategii / curricula / ghiduri / platforme / manuale. Documentele elaborate (metodologii de selecție a GT și de acordare a sprijinului financiar, planuri și proceduri de management, metodologii ale programelor remediale) sunt documente interne de implementare, raportate ca documente justificative la subactivitățile aferente, nu livrabile în sensul Anexei 14.</w:t>
+              <w:t>Nu este cazul – în perioada de raportare aferentă RP nr. 1 (01.07.2026 – 30.09.2026) nu au fost realizate livrabile de tip studii / analize / strategii / curricula / ghiduri / platforme / manuale.</w:t>
             </w:r>
           </w:p>
         </w:tc>
@@ -1089,403 +1166,6 @@
                 <w:sz w:val="18"/>
               </w:rPr>
               <w:t>-</w:t>
-            </w:r>
-          </w:p>
-        </w:tc>
-      </w:tr>
-      <w:tr>
-        <w:trPr>
-          <w:trHeight w:val="330"/>
-        </w:trPr>
-        <w:tc>
-          <w:tcPr>
-            <w:tcW w:w="670" w:type="dxa"/>
-            <w:tcBorders>
-              <w:top w:val="nil"/>
-              <w:left w:val="single" w:sz="8" w:space="0" w:color="auto"/>
-              <w:bottom w:val="single" w:sz="4" w:space="0" w:color="auto"/>
-              <w:right w:val="single" w:sz="4" w:space="0" w:color="auto"/>
-            </w:tcBorders>
-            <w:shd w:val="clear" w:color="auto" w:fill="auto"/>
-            <w:vAlign w:val="center"/>
-            <w:hideMark/>
-          </w:tcPr>
-          <w:p>
-            <w:pPr>
-              <w:widowControl/>
-              <w:autoSpaceDE/>
-              <w:autoSpaceDN/>
-              <w:jc w:val="center"/>
-              <w:rPr>
-                <w:rFonts w:ascii="Trebuchet MS" w:eastAsia="Times New Roman" w:hAnsi="Trebuchet MS" w:cs="Arial"/>
-                <w:sz w:val="18"/>
-                <w:szCs w:val="18"/>
-                <w:lang w:bidi="ar-SA"/>
-              </w:rPr>
-            </w:pPr>
-            <w:r>
-              <w:rPr>
-                <w:rFonts w:ascii="Trebuchet MS" w:hAnsi="Trebuchet MS" w:eastAsia="Trebuchet MS"/>
-                <w:sz w:val="18"/>
-                <w:highlight w:val="yellow"/>
-              </w:rPr>
-              <w:t>«2»</w:t>
-            </w:r>
-          </w:p>
-        </w:tc>
-        <w:tc>
-          <w:tcPr>
-            <w:tcW w:w="908" w:type="dxa"/>
-            <w:tcBorders>
-              <w:top w:val="nil"/>
-              <w:left w:val="nil"/>
-              <w:bottom w:val="single" w:sz="4" w:space="0" w:color="auto"/>
-              <w:right w:val="single" w:sz="4" w:space="0" w:color="auto"/>
-            </w:tcBorders>
-            <w:shd w:val="clear" w:color="auto" w:fill="auto"/>
-            <w:vAlign w:val="center"/>
-            <w:hideMark/>
-          </w:tcPr>
-          <w:p>
-            <w:pPr>
-              <w:widowControl/>
-              <w:autoSpaceDE/>
-              <w:autoSpaceDN/>
-              <w:jc w:val="center"/>
-              <w:rPr>
-                <w:rFonts w:ascii="Trebuchet MS" w:eastAsia="Times New Roman" w:hAnsi="Trebuchet MS" w:cs="Arial"/>
-                <w:sz w:val="18"/>
-                <w:szCs w:val="18"/>
-                <w:lang w:bidi="ar-SA"/>
-              </w:rPr>
-            </w:pPr>
-            <w:r>
-              <w:rPr>
-                <w:rFonts w:ascii="Trebuchet MS" w:hAnsi="Trebuchet MS" w:eastAsia="Trebuchet MS"/>
-                <w:sz w:val="18"/>
-                <w:highlight w:val="yellow"/>
-              </w:rPr>
-              <w:t>«PIDS»</w:t>
-            </w:r>
-          </w:p>
-        </w:tc>
-        <w:tc>
-          <w:tcPr>
-            <w:tcW w:w="907" w:type="dxa"/>
-            <w:tcBorders>
-              <w:top w:val="nil"/>
-              <w:left w:val="nil"/>
-              <w:bottom w:val="single" w:sz="4" w:space="0" w:color="auto"/>
-              <w:right w:val="single" w:sz="4" w:space="0" w:color="auto"/>
-            </w:tcBorders>
-            <w:shd w:val="clear" w:color="auto" w:fill="auto"/>
-            <w:vAlign w:val="center"/>
-            <w:hideMark/>
-          </w:tcPr>
-          <w:p>
-            <w:pPr>
-              <w:widowControl/>
-              <w:autoSpaceDE/>
-              <w:autoSpaceDN/>
-              <w:jc w:val="center"/>
-              <w:rPr>
-                <w:rFonts w:ascii="Trebuchet MS" w:eastAsia="Times New Roman" w:hAnsi="Trebuchet MS" w:cs="Arial"/>
-                <w:sz w:val="18"/>
-                <w:szCs w:val="18"/>
-                <w:lang w:bidi="ar-SA"/>
-              </w:rPr>
-            </w:pPr>
-            <w:r>
-              <w:rPr>
-                <w:rFonts w:ascii="Trebuchet MS" w:hAnsi="Trebuchet MS" w:eastAsia="Trebuchet MS"/>
-                <w:sz w:val="18"/>
-                <w:highlight w:val="yellow"/>
-              </w:rPr>
-              <w:t>«…»</w:t>
-            </w:r>
-          </w:p>
-        </w:tc>
-        <w:tc>
-          <w:tcPr>
-            <w:tcW w:w="1452" w:type="dxa"/>
-            <w:tcBorders>
-              <w:top w:val="nil"/>
-              <w:left w:val="nil"/>
-              <w:bottom w:val="single" w:sz="4" w:space="0" w:color="auto"/>
-              <w:right w:val="single" w:sz="4" w:space="0" w:color="auto"/>
-            </w:tcBorders>
-            <w:shd w:val="clear" w:color="auto" w:fill="auto"/>
-            <w:vAlign w:val="center"/>
-            <w:hideMark/>
-          </w:tcPr>
-          <w:p>
-            <w:pPr>
-              <w:widowControl/>
-              <w:autoSpaceDE/>
-              <w:autoSpaceDN/>
-              <w:jc w:val="center"/>
-              <w:rPr>
-                <w:rFonts w:ascii="Trebuchet MS" w:eastAsia="Times New Roman" w:hAnsi="Trebuchet MS" w:cs="Arial"/>
-                <w:sz w:val="18"/>
-                <w:szCs w:val="18"/>
-                <w:lang w:bidi="ar-SA"/>
-              </w:rPr>
-            </w:pPr>
-            <w:r>
-              <w:rPr>
-                <w:rFonts w:ascii="Trebuchet MS" w:hAnsi="Trebuchet MS" w:eastAsia="Trebuchet MS"/>
-                <w:sz w:val="18"/>
-                <w:highlight w:val="yellow"/>
-              </w:rPr>
-              <w:t>«329335 – UNIC (PIDS) – de verificat dacă în RP-urile validate ale acestui proiect au fost raportate livrabile de tip studii/analize/ghiduri/manuale; dacă nu, rândul se elimină»</w:t>
-            </w:r>
-          </w:p>
-        </w:tc>
-        <w:tc>
-          <w:tcPr>
-            <w:tcW w:w="2556" w:type="dxa"/>
-            <w:tcBorders>
-              <w:top w:val="nil"/>
-              <w:left w:val="nil"/>
-              <w:bottom w:val="single" w:sz="4" w:space="0" w:color="auto"/>
-              <w:right w:val="single" w:sz="4" w:space="0" w:color="auto"/>
-            </w:tcBorders>
-            <w:shd w:val="clear" w:color="auto" w:fill="auto"/>
-            <w:vAlign w:val="center"/>
-            <w:hideMark/>
-          </w:tcPr>
-          <w:p>
-            <w:pPr>
-              <w:widowControl/>
-              <w:autoSpaceDE/>
-              <w:autoSpaceDN/>
-              <w:rPr>
-                <w:rFonts w:ascii="Trebuchet MS" w:eastAsia="Times New Roman" w:hAnsi="Trebuchet MS" w:cs="Arial"/>
-                <w:sz w:val="18"/>
-                <w:szCs w:val="18"/>
-                <w:lang w:bidi="ar-SA"/>
-              </w:rPr>
-            </w:pPr>
-            <w:r>
-              <w:rPr>
-                <w:rFonts w:ascii="Trebuchet MS" w:hAnsi="Trebuchet MS" w:eastAsia="Trebuchet MS"/>
-                <w:sz w:val="18"/>
-                <w:highlight w:val="yellow"/>
-              </w:rPr>
-              <w:t>«…»</w:t>
-            </w:r>
-          </w:p>
-        </w:tc>
-        <w:tc>
-          <w:tcPr>
-            <w:tcW w:w="1132" w:type="dxa"/>
-            <w:tcBorders>
-              <w:top w:val="nil"/>
-              <w:left w:val="nil"/>
-              <w:bottom w:val="single" w:sz="4" w:space="0" w:color="auto"/>
-              <w:right w:val="single" w:sz="4" w:space="0" w:color="auto"/>
-            </w:tcBorders>
-            <w:shd w:val="clear" w:color="auto" w:fill="auto"/>
-            <w:vAlign w:val="center"/>
-            <w:hideMark/>
-          </w:tcPr>
-          <w:p>
-            <w:pPr>
-              <w:widowControl/>
-              <w:autoSpaceDE/>
-              <w:autoSpaceDN/>
-              <w:jc w:val="center"/>
-              <w:rPr>
-                <w:rFonts w:ascii="Trebuchet MS" w:eastAsia="Times New Roman" w:hAnsi="Trebuchet MS" w:cs="Arial"/>
-                <w:sz w:val="18"/>
-                <w:szCs w:val="18"/>
-                <w:lang w:bidi="ar-SA"/>
-              </w:rPr>
-            </w:pPr>
-            <w:r>
-              <w:rPr>
-                <w:rFonts w:ascii="Trebuchet MS" w:hAnsi="Trebuchet MS" w:eastAsia="Trebuchet MS"/>
-                <w:sz w:val="18"/>
-                <w:highlight w:val="yellow"/>
-              </w:rPr>
-              <w:t>Asociația Grupul de Acțiune Locală Napoca Porolissum</w:t>
-            </w:r>
-          </w:p>
-        </w:tc>
-        <w:tc>
-          <w:tcPr>
-            <w:tcW w:w="1212" w:type="dxa"/>
-            <w:tcBorders>
-              <w:top w:val="nil"/>
-              <w:left w:val="nil"/>
-              <w:bottom w:val="single" w:sz="4" w:space="0" w:color="auto"/>
-              <w:right w:val="single" w:sz="4" w:space="0" w:color="auto"/>
-            </w:tcBorders>
-            <w:shd w:val="clear" w:color="auto" w:fill="auto"/>
-            <w:vAlign w:val="center"/>
-            <w:hideMark/>
-          </w:tcPr>
-          <w:p>
-            <w:pPr>
-              <w:widowControl/>
-              <w:autoSpaceDE/>
-              <w:autoSpaceDN/>
-              <w:rPr>
-                <w:rFonts w:ascii="Trebuchet MS" w:eastAsia="Times New Roman" w:hAnsi="Trebuchet MS" w:cs="Arial"/>
-                <w:sz w:val="18"/>
-                <w:szCs w:val="18"/>
-                <w:lang w:bidi="ar-SA"/>
-              </w:rPr>
-            </w:pPr>
-            <w:r>
-              <w:rPr>
-                <w:rFonts w:ascii="Trebuchet MS" w:hAnsi="Trebuchet MS" w:eastAsia="Trebuchet MS"/>
-                <w:sz w:val="18"/>
-                <w:highlight w:val="yellow"/>
-              </w:rPr>
-              <w:t>«Beneficiar»</w:t>
-            </w:r>
-          </w:p>
-        </w:tc>
-        <w:tc>
-          <w:tcPr>
-            <w:tcW w:w="1109" w:type="dxa"/>
-            <w:tcBorders>
-              <w:top w:val="nil"/>
-              <w:left w:val="nil"/>
-              <w:bottom w:val="single" w:sz="4" w:space="0" w:color="auto"/>
-              <w:right w:val="single" w:sz="4" w:space="0" w:color="auto"/>
-            </w:tcBorders>
-            <w:shd w:val="clear" w:color="auto" w:fill="auto"/>
-            <w:vAlign w:val="center"/>
-            <w:hideMark/>
-          </w:tcPr>
-          <w:p>
-            <w:pPr>
-              <w:widowControl/>
-              <w:autoSpaceDE/>
-              <w:autoSpaceDN/>
-              <w:rPr>
-                <w:rFonts w:ascii="Trebuchet MS" w:eastAsia="Times New Roman" w:hAnsi="Trebuchet MS" w:cs="Arial"/>
-                <w:sz w:val="18"/>
-                <w:szCs w:val="18"/>
-                <w:lang w:bidi="ar-SA"/>
-              </w:rPr>
-            </w:pPr>
-            <w:r>
-              <w:rPr>
-                <w:rFonts w:ascii="Trebuchet MS" w:hAnsi="Trebuchet MS" w:eastAsia="Trebuchet MS"/>
-                <w:sz w:val="18"/>
-                <w:highlight w:val="yellow"/>
-              </w:rPr>
-              <w:t>«…»</w:t>
-            </w:r>
-          </w:p>
-        </w:tc>
-        <w:tc>
-          <w:tcPr>
-            <w:tcW w:w="1243" w:type="dxa"/>
-            <w:tcBorders>
-              <w:top w:val="nil"/>
-              <w:left w:val="nil"/>
-              <w:bottom w:val="single" w:sz="4" w:space="0" w:color="auto"/>
-              <w:right w:val="single" w:sz="4" w:space="0" w:color="auto"/>
-            </w:tcBorders>
-            <w:shd w:val="clear" w:color="auto" w:fill="auto"/>
-            <w:vAlign w:val="center"/>
-            <w:hideMark/>
-          </w:tcPr>
-          <w:p>
-            <w:pPr>
-              <w:widowControl/>
-              <w:autoSpaceDE/>
-              <w:autoSpaceDN/>
-              <w:rPr>
-                <w:rFonts w:ascii="Trebuchet MS" w:eastAsia="Times New Roman" w:hAnsi="Trebuchet MS" w:cs="Arial"/>
-                <w:sz w:val="18"/>
-                <w:szCs w:val="18"/>
-                <w:lang w:bidi="ar-SA"/>
-              </w:rPr>
-            </w:pPr>
-            <w:r>
-              <w:rPr>
-                <w:rFonts w:ascii="Trebuchet MS" w:hAnsi="Trebuchet MS" w:eastAsia="Trebuchet MS"/>
-                <w:sz w:val="18"/>
-                <w:highlight w:val="yellow"/>
-              </w:rPr>
-              <w:t>«…»</w:t>
-            </w:r>
-          </w:p>
-        </w:tc>
-        <w:tc>
-          <w:tcPr>
-            <w:tcW w:w="1642" w:type="dxa"/>
-            <w:tcBorders>
-              <w:top w:val="nil"/>
-              <w:left w:val="nil"/>
-              <w:bottom w:val="single" w:sz="4" w:space="0" w:color="auto"/>
-              <w:right w:val="single" w:sz="4" w:space="0" w:color="auto"/>
-            </w:tcBorders>
-            <w:shd w:val="clear" w:color="auto" w:fill="auto"/>
-            <w:vAlign w:val="center"/>
-            <w:hideMark/>
-          </w:tcPr>
-          <w:p>
-            <w:pPr>
-              <w:widowControl/>
-              <w:autoSpaceDE/>
-              <w:autoSpaceDN/>
-              <w:rPr>
-                <w:rFonts w:ascii="Trebuchet MS" w:eastAsia="Times New Roman" w:hAnsi="Trebuchet MS" w:cs="Arial"/>
-                <w:sz w:val="18"/>
-                <w:szCs w:val="18"/>
-                <w:lang w:bidi="ar-SA"/>
-              </w:rPr>
-            </w:pPr>
-            <w:r>
-              <w:rPr>
-                <w:rFonts w:ascii="Trebuchet MS" w:hAnsi="Trebuchet MS" w:eastAsia="Trebuchet MS"/>
-                <w:sz w:val="18"/>
-                <w:highlight w:val="yellow"/>
-              </w:rPr>
-              <w:t>«…»</w:t>
-            </w:r>
-          </w:p>
-        </w:tc>
-        <w:tc>
-          <w:tcPr>
-            <w:tcW w:w="1109" w:type="dxa"/>
-            <w:tcBorders>
-              <w:top w:val="nil"/>
-              <w:left w:val="nil"/>
-              <w:bottom w:val="single" w:sz="4" w:space="0" w:color="auto"/>
-              <w:right w:val="single" w:sz="8" w:space="0" w:color="auto"/>
-            </w:tcBorders>
-            <w:shd w:val="clear" w:color="auto" w:fill="auto"/>
-            <w:noWrap/>
-            <w:vAlign w:val="bottom"/>
-            <w:hideMark/>
-          </w:tcPr>
-          <w:p>
-            <w:pPr>
-              <w:widowControl/>
-              <w:autoSpaceDE/>
-              <w:autoSpaceDN/>
-              <w:rPr>
-                <w:rFonts w:ascii="Trebuchet MS" w:eastAsia="Times New Roman" w:hAnsi="Trebuchet MS"/>
-                <w:color w:val="000000"/>
-                <w:sz w:val="18"/>
-                <w:szCs w:val="18"/>
-                <w:lang w:bidi="ar-SA"/>
-              </w:rPr>
-            </w:pPr>
-            <w:r>
-              <w:rPr>
-                <w:rFonts w:ascii="Trebuchet MS" w:hAnsi="Trebuchet MS" w:eastAsia="Trebuchet MS"/>
-                <w:sz w:val="18"/>
-                <w:highlight w:val="yellow"/>
-              </w:rPr>
-              <w:t>«…»</w:t>
             </w:r>
           </w:p>
         </w:tc>
